--- a/docs/requirements/Functional and Non-Functional Requirements.docx
+++ b/docs/requirements/Functional and Non-Functional Requirements.docx
@@ -102,7 +102,23 @@
           <w:sz w:val="28"/>
           <w:szCs w:val="28"/>
         </w:rPr>
-        <w:t xml:space="preserve"> The system should enable tenants to create an account and get verification via email.</w:t>
+        <w:t xml:space="preserve"> The system should enable tenants to create an account and get verification via email</w:t>
+      </w:r>
+      <w:r>
+        <w:rPr>
+          <w:rFonts w:ascii="Times New Roman" w:eastAsia="Times New Roman" w:hAnsi="Times New Roman" w:cs="Times New Roman"/>
+          <w:sz w:val="28"/>
+          <w:szCs w:val="28"/>
+        </w:rPr>
+        <w:t xml:space="preserve"> or SMS</w:t>
+      </w:r>
+      <w:r>
+        <w:rPr>
+          <w:rFonts w:ascii="Times New Roman" w:eastAsia="Times New Roman" w:hAnsi="Times New Roman" w:cs="Times New Roman"/>
+          <w:sz w:val="28"/>
+          <w:szCs w:val="28"/>
+        </w:rPr>
+        <w:t>.</w:t>
       </w:r>
     </w:p>
     <w:p>
@@ -137,7 +153,23 @@
           <w:sz w:val="28"/>
           <w:szCs w:val="28"/>
         </w:rPr>
-        <w:t xml:space="preserve"> The system should allow tenants to securely login using an email and password, and reset their login credentials if forgotten.</w:t>
+        <w:t xml:space="preserve"> The system should allow tenants to securely login using an email </w:t>
+      </w:r>
+      <w:r>
+        <w:rPr>
+          <w:rFonts w:ascii="Times New Roman" w:eastAsia="Times New Roman" w:hAnsi="Times New Roman" w:cs="Times New Roman"/>
+          <w:sz w:val="28"/>
+          <w:szCs w:val="28"/>
+        </w:rPr>
+        <w:t xml:space="preserve">or phone number </w:t>
+      </w:r>
+      <w:r>
+        <w:rPr>
+          <w:rFonts w:ascii="Times New Roman" w:eastAsia="Times New Roman" w:hAnsi="Times New Roman" w:cs="Times New Roman"/>
+          <w:sz w:val="28"/>
+          <w:szCs w:val="28"/>
+        </w:rPr>
+        <w:t>and password, and reset their login credentials if forgotten.</w:t>
       </w:r>
     </w:p>
     <w:p>
@@ -516,7 +548,25 @@
           <w:szCs w:val="28"/>
           <w:u w:val="single"/>
         </w:rPr>
-        <w:t>Feedback and preview:</w:t>
+        <w:t xml:space="preserve">Feedback and </w:t>
+      </w:r>
+      <w:r>
+        <w:rPr>
+          <w:rFonts w:ascii="Times New Roman" w:eastAsia="Times New Roman" w:hAnsi="Times New Roman" w:cs="Times New Roman"/>
+          <w:sz w:val="28"/>
+          <w:szCs w:val="28"/>
+          <w:u w:val="single"/>
+        </w:rPr>
+        <w:t>complaint</w:t>
+      </w:r>
+      <w:r>
+        <w:rPr>
+          <w:rFonts w:ascii="Times New Roman" w:eastAsia="Times New Roman" w:hAnsi="Times New Roman" w:cs="Times New Roman"/>
+          <w:sz w:val="28"/>
+          <w:szCs w:val="28"/>
+          <w:u w:val="single"/>
+        </w:rPr>
+        <w:t>:</w:t>
       </w:r>
     </w:p>
     <w:p>
@@ -704,7 +754,23 @@
           <w:sz w:val="28"/>
           <w:szCs w:val="28"/>
         </w:rPr>
-        <w:t xml:space="preserve"> to create an account and get verification via SMS.</w:t>
+        <w:t xml:space="preserve"> to create an account and get verification via </w:t>
+      </w:r>
+      <w:r>
+        <w:rPr>
+          <w:rFonts w:ascii="Times New Roman" w:eastAsia="Times New Roman" w:hAnsi="Times New Roman" w:cs="Times New Roman"/>
+          <w:sz w:val="28"/>
+          <w:szCs w:val="28"/>
+        </w:rPr>
+        <w:t xml:space="preserve">email or </w:t>
+      </w:r>
+      <w:r>
+        <w:rPr>
+          <w:rFonts w:ascii="Times New Roman" w:eastAsia="Times New Roman" w:hAnsi="Times New Roman" w:cs="Times New Roman"/>
+          <w:sz w:val="28"/>
+          <w:szCs w:val="28"/>
+        </w:rPr>
+        <w:t>SMS.</w:t>
       </w:r>
     </w:p>
     <w:p>
@@ -749,7 +815,23 @@
           <w:sz w:val="28"/>
           <w:szCs w:val="28"/>
         </w:rPr>
-        <w:t xml:space="preserve"> to securely login using their phone number and password and reset their credentials if forgotten.</w:t>
+        <w:t xml:space="preserve"> to securely login using their </w:t>
+      </w:r>
+      <w:r>
+        <w:rPr>
+          <w:rFonts w:ascii="Times New Roman" w:eastAsia="Times New Roman" w:hAnsi="Times New Roman" w:cs="Times New Roman"/>
+          <w:sz w:val="28"/>
+          <w:szCs w:val="28"/>
+        </w:rPr>
+        <w:t xml:space="preserve">email or </w:t>
+      </w:r>
+      <w:r>
+        <w:rPr>
+          <w:rFonts w:ascii="Times New Roman" w:eastAsia="Times New Roman" w:hAnsi="Times New Roman" w:cs="Times New Roman"/>
+          <w:sz w:val="28"/>
+          <w:szCs w:val="28"/>
+        </w:rPr>
+        <w:t>phone number and password and reset their credentials if forgotten.</w:t>
       </w:r>
     </w:p>
     <w:p>
@@ -900,7 +982,15 @@
           <w:sz w:val="28"/>
           <w:szCs w:val="28"/>
         </w:rPr>
-        <w:t xml:space="preserve"> access to all houses advertisements that have been inserted into their profile after preview.</w:t>
+        <w:t xml:space="preserve"> </w:t>
+      </w:r>
+      <w:r>
+        <w:rPr>
+          <w:rFonts w:ascii="Times New Roman" w:eastAsia="Times New Roman" w:hAnsi="Times New Roman" w:cs="Times New Roman"/>
+          <w:sz w:val="28"/>
+          <w:szCs w:val="28"/>
+        </w:rPr>
+        <w:t>ability to accept house specifications added with customer service after the review and access all of them through their profiles.</w:t>
       </w:r>
     </w:p>
     <w:p>
@@ -1230,7 +1320,6 @@
           <w:sz w:val="28"/>
           <w:szCs w:val="28"/>
         </w:rPr>
-        <w:lastRenderedPageBreak/>
         <w:t xml:space="preserve"> Customer Service</w:t>
       </w:r>
       <w:r>
@@ -1435,19 +1524,36 @@
     </w:p>
     <w:p>
       <w:pPr>
-        <w:rPr>
-          <w:rFonts w:ascii="Times New Roman" w:eastAsia="Times New Roman" w:hAnsi="Times New Roman" w:cs="Times New Roman"/>
-          <w:sz w:val="28"/>
-          <w:szCs w:val="28"/>
-        </w:rPr>
-      </w:pPr>
-      <w:r>
-        <w:rPr>
-          <w:rFonts w:ascii="Times New Roman" w:eastAsia="Times New Roman" w:hAnsi="Times New Roman" w:cs="Times New Roman"/>
-          <w:sz w:val="28"/>
-          <w:szCs w:val="28"/>
-        </w:rPr>
-        <w:t>FR-25: Customer service should be able to receive tenants’ reviews requests</w:t>
+        <w:ind w:left="720"/>
+        <w:rPr>
+          <w:rFonts w:ascii="Times New Roman" w:eastAsia="Times New Roman" w:hAnsi="Times New Roman" w:cs="Times New Roman"/>
+          <w:sz w:val="28"/>
+          <w:szCs w:val="28"/>
+        </w:rPr>
+      </w:pPr>
+      <w:r>
+        <w:rPr>
+          <w:rFonts w:ascii="Times New Roman" w:eastAsia="Times New Roman" w:hAnsi="Times New Roman" w:cs="Times New Roman"/>
+          <w:sz w:val="28"/>
+          <w:szCs w:val="28"/>
+        </w:rPr>
+        <w:t xml:space="preserve">FR-25: Customer service should be able to receive tenants’ </w:t>
+      </w:r>
+      <w:r>
+        <w:rPr>
+          <w:rFonts w:ascii="Times New Roman" w:eastAsia="Times New Roman" w:hAnsi="Times New Roman" w:cs="Times New Roman"/>
+          <w:sz w:val="28"/>
+          <w:szCs w:val="28"/>
+        </w:rPr>
+        <w:t>complaints</w:t>
+      </w:r>
+      <w:r>
+        <w:rPr>
+          <w:rFonts w:ascii="Times New Roman" w:eastAsia="Times New Roman" w:hAnsi="Times New Roman" w:cs="Times New Roman"/>
+          <w:sz w:val="28"/>
+          <w:szCs w:val="28"/>
+        </w:rPr>
+        <w:t xml:space="preserve"> requests</w:t>
       </w:r>
       <w:r>
         <w:rPr>
@@ -1466,6 +1572,271 @@
           <w:szCs w:val="28"/>
         </w:rPr>
       </w:pPr>
+      <w:bookmarkStart w:id="0" w:name="_GoBack"/>
+      <w:bookmarkEnd w:id="0"/>
+    </w:p>
+    <w:p>
+      <w:pPr>
+        <w:rPr>
+          <w:rFonts w:asciiTheme="majorBidi" w:hAnsiTheme="majorBidi" w:cstheme="majorBidi"/>
+          <w:b/>
+          <w:bCs/>
+          <w:sz w:val="28"/>
+          <w:szCs w:val="28"/>
+        </w:rPr>
+      </w:pPr>
+      <w:r>
+        <w:rPr>
+          <w:rFonts w:asciiTheme="majorBidi" w:hAnsiTheme="majorBidi" w:cstheme="majorBidi"/>
+          <w:b/>
+          <w:bCs/>
+          <w:sz w:val="28"/>
+          <w:szCs w:val="28"/>
+        </w:rPr>
+        <w:t>Admin</w:t>
+      </w:r>
+      <w:r>
+        <w:rPr>
+          <w:rFonts w:asciiTheme="majorBidi" w:hAnsiTheme="majorBidi" w:cstheme="majorBidi"/>
+          <w:b/>
+          <w:bCs/>
+          <w:sz w:val="28"/>
+          <w:szCs w:val="28"/>
+        </w:rPr>
+        <w:t>:</w:t>
+      </w:r>
+    </w:p>
+    <w:p>
+      <w:pPr>
+        <w:spacing w:before="100" w:beforeAutospacing="1" w:after="100" w:afterAutospacing="1" w:line="240" w:lineRule="auto"/>
+        <w:ind w:left="720"/>
+        <w:rPr>
+          <w:rFonts w:ascii="Times New Roman" w:eastAsia="Times New Roman" w:hAnsi="Times New Roman" w:cs="Times New Roman"/>
+          <w:sz w:val="28"/>
+          <w:szCs w:val="28"/>
+        </w:rPr>
+      </w:pPr>
+      <w:r>
+        <w:rPr>
+          <w:rFonts w:ascii="Times New Roman" w:eastAsia="Times New Roman" w:hAnsi="Times New Roman" w:cs="Times New Roman"/>
+          <w:sz w:val="28"/>
+          <w:szCs w:val="28"/>
+        </w:rPr>
+        <w:t>FR-2</w:t>
+      </w:r>
+      <w:r>
+        <w:rPr>
+          <w:rFonts w:ascii="Times New Roman" w:eastAsia="Times New Roman" w:hAnsi="Times New Roman" w:cs="Times New Roman"/>
+          <w:sz w:val="28"/>
+          <w:szCs w:val="28"/>
+        </w:rPr>
+        <w:t>6</w:t>
+      </w:r>
+      <w:r>
+        <w:rPr>
+          <w:rFonts w:ascii="Times New Roman" w:eastAsia="Times New Roman" w:hAnsi="Times New Roman" w:cs="Times New Roman"/>
+          <w:sz w:val="28"/>
+          <w:szCs w:val="28"/>
+        </w:rPr>
+        <w:t>:</w:t>
+      </w:r>
+      <w:r>
+        <w:rPr>
+          <w:rFonts w:ascii="Times New Roman" w:eastAsia="Times New Roman" w:hAnsi="Times New Roman" w:cs="Times New Roman"/>
+          <w:sz w:val="28"/>
+          <w:szCs w:val="28"/>
+        </w:rPr>
+        <w:t xml:space="preserve"> The system should allow </w:t>
+      </w:r>
+      <w:r>
+        <w:rPr>
+          <w:rFonts w:ascii="Times New Roman" w:eastAsia="Times New Roman" w:hAnsi="Times New Roman" w:cs="Times New Roman"/>
+          <w:sz w:val="28"/>
+          <w:szCs w:val="28"/>
+        </w:rPr>
+        <w:t>admins</w:t>
+      </w:r>
+      <w:r>
+        <w:rPr>
+          <w:rFonts w:ascii="Times New Roman" w:eastAsia="Times New Roman" w:hAnsi="Times New Roman" w:cs="Times New Roman"/>
+          <w:sz w:val="28"/>
+          <w:szCs w:val="28"/>
+        </w:rPr>
+        <w:t xml:space="preserve"> </w:t>
+      </w:r>
+      <w:proofErr w:type="gramStart"/>
+      <w:r>
+        <w:rPr>
+          <w:rFonts w:ascii="Times New Roman" w:eastAsia="Times New Roman" w:hAnsi="Times New Roman" w:cs="Times New Roman"/>
+          <w:sz w:val="28"/>
+          <w:szCs w:val="28"/>
+        </w:rPr>
+        <w:t>to securely login</w:t>
+      </w:r>
+      <w:proofErr w:type="gramEnd"/>
+      <w:r>
+        <w:rPr>
+          <w:rFonts w:ascii="Times New Roman" w:eastAsia="Times New Roman" w:hAnsi="Times New Roman" w:cs="Times New Roman"/>
+          <w:sz w:val="28"/>
+          <w:szCs w:val="28"/>
+        </w:rPr>
+        <w:t xml:space="preserve"> </w:t>
+      </w:r>
+      <w:r>
+        <w:rPr>
+          <w:rFonts w:ascii="Times New Roman" w:eastAsia="Times New Roman" w:hAnsi="Times New Roman" w:cs="Times New Roman"/>
+          <w:sz w:val="28"/>
+          <w:szCs w:val="28"/>
+        </w:rPr>
+        <w:t>using their emails</w:t>
+      </w:r>
+      <w:r>
+        <w:rPr>
+          <w:rFonts w:ascii="Times New Roman" w:eastAsia="Times New Roman" w:hAnsi="Times New Roman" w:cs="Times New Roman"/>
+          <w:sz w:val="28"/>
+          <w:szCs w:val="28"/>
+        </w:rPr>
+        <w:t xml:space="preserve"> </w:t>
+      </w:r>
+      <w:r>
+        <w:rPr>
+          <w:rFonts w:ascii="Times New Roman" w:eastAsia="Times New Roman" w:hAnsi="Times New Roman" w:cs="Times New Roman"/>
+          <w:sz w:val="28"/>
+          <w:szCs w:val="28"/>
+        </w:rPr>
+        <w:t>and password</w:t>
+      </w:r>
+      <w:r>
+        <w:rPr>
+          <w:rFonts w:ascii="Times New Roman" w:eastAsia="Times New Roman" w:hAnsi="Times New Roman" w:cs="Times New Roman"/>
+          <w:sz w:val="28"/>
+          <w:szCs w:val="28"/>
+        </w:rPr>
+        <w:t>s</w:t>
+      </w:r>
+      <w:r>
+        <w:rPr>
+          <w:rFonts w:ascii="Times New Roman" w:eastAsia="Times New Roman" w:hAnsi="Times New Roman" w:cs="Times New Roman"/>
+          <w:sz w:val="28"/>
+          <w:szCs w:val="28"/>
+        </w:rPr>
+        <w:t>, and reset their login credentials if forgotten.</w:t>
+      </w:r>
+    </w:p>
+    <w:p>
+      <w:pPr>
+        <w:spacing w:before="100" w:beforeAutospacing="1" w:after="100" w:afterAutospacing="1" w:line="240" w:lineRule="auto"/>
+        <w:ind w:left="720"/>
+        <w:rPr>
+          <w:rFonts w:ascii="Times New Roman" w:eastAsia="Times New Roman" w:hAnsi="Times New Roman" w:cs="Times New Roman"/>
+          <w:sz w:val="28"/>
+          <w:szCs w:val="28"/>
+        </w:rPr>
+      </w:pPr>
+      <w:r>
+        <w:rPr>
+          <w:rFonts w:ascii="Times New Roman" w:eastAsia="Times New Roman" w:hAnsi="Times New Roman" w:cs="Times New Roman"/>
+          <w:sz w:val="28"/>
+          <w:szCs w:val="28"/>
+        </w:rPr>
+        <w:t>FR-28</w:t>
+      </w:r>
+      <w:r>
+        <w:rPr>
+          <w:rFonts w:ascii="Times New Roman" w:eastAsia="Times New Roman" w:hAnsi="Times New Roman" w:cs="Times New Roman"/>
+          <w:sz w:val="28"/>
+          <w:szCs w:val="28"/>
+        </w:rPr>
+        <w:t>:</w:t>
+      </w:r>
+      <w:r>
+        <w:rPr>
+          <w:rFonts w:ascii="Times New Roman" w:eastAsia="Times New Roman" w:hAnsi="Times New Roman" w:cs="Times New Roman"/>
+          <w:sz w:val="28"/>
+          <w:szCs w:val="28"/>
+        </w:rPr>
+        <w:t xml:space="preserve"> </w:t>
+      </w:r>
+      <w:r>
+        <w:rPr>
+          <w:rFonts w:ascii="Times New Roman" w:eastAsia="Times New Roman" w:hAnsi="Times New Roman" w:cs="Times New Roman"/>
+          <w:sz w:val="28"/>
+          <w:szCs w:val="28"/>
+        </w:rPr>
+        <w:t>The system should all</w:t>
+      </w:r>
+      <w:r>
+        <w:rPr>
+          <w:rFonts w:ascii="Times New Roman" w:eastAsia="Times New Roman" w:hAnsi="Times New Roman" w:cs="Times New Roman"/>
+          <w:sz w:val="28"/>
+          <w:szCs w:val="28"/>
+        </w:rPr>
+        <w:t>ow the admin to</w:t>
+      </w:r>
+      <w:r>
+        <w:rPr>
+          <w:rFonts w:ascii="Times New Roman" w:eastAsia="Times New Roman" w:hAnsi="Times New Roman" w:cs="Times New Roman"/>
+          <w:sz w:val="28"/>
+          <w:szCs w:val="28"/>
+        </w:rPr>
+        <w:t xml:space="preserve"> manage </w:t>
+      </w:r>
+      <w:r>
+        <w:rPr>
+          <w:rFonts w:ascii="Times New Roman" w:eastAsia="Times New Roman" w:hAnsi="Times New Roman" w:cs="Times New Roman"/>
+          <w:sz w:val="28"/>
+          <w:szCs w:val="28"/>
+        </w:rPr>
+        <w:t>customer service agents and</w:t>
+      </w:r>
+      <w:r>
+        <w:rPr>
+          <w:rFonts w:ascii="Times New Roman" w:eastAsia="Times New Roman" w:hAnsi="Times New Roman" w:cs="Times New Roman"/>
+          <w:sz w:val="28"/>
+          <w:szCs w:val="28"/>
+        </w:rPr>
+        <w:t xml:space="preserve"> add new agents by entering their deta</w:t>
+      </w:r>
+      <w:r>
+        <w:rPr>
+          <w:rFonts w:ascii="Times New Roman" w:eastAsia="Times New Roman" w:hAnsi="Times New Roman" w:cs="Times New Roman"/>
+          <w:sz w:val="28"/>
+          <w:szCs w:val="28"/>
+        </w:rPr>
+        <w:t>ils</w:t>
+      </w:r>
+      <w:r>
+        <w:rPr>
+          <w:rFonts w:ascii="Times New Roman" w:eastAsia="Times New Roman" w:hAnsi="Times New Roman" w:cs="Times New Roman"/>
+          <w:sz w:val="28"/>
+          <w:szCs w:val="28"/>
+        </w:rPr>
+        <w:t xml:space="preserve"> </w:t>
+      </w:r>
+      <w:r>
+        <w:rPr>
+          <w:rFonts w:ascii="Times New Roman" w:eastAsia="Times New Roman" w:hAnsi="Times New Roman" w:cs="Times New Roman"/>
+          <w:sz w:val="28"/>
+          <w:szCs w:val="28"/>
+        </w:rPr>
+        <w:t>then</w:t>
+      </w:r>
+      <w:r>
+        <w:rPr>
+          <w:rFonts w:ascii="Times New Roman" w:eastAsia="Times New Roman" w:hAnsi="Times New Roman" w:cs="Times New Roman"/>
+          <w:sz w:val="28"/>
+          <w:szCs w:val="28"/>
+        </w:rPr>
+        <w:t xml:space="preserve"> send the generated crede</w:t>
+      </w:r>
+      <w:r>
+        <w:rPr>
+          <w:rFonts w:ascii="Times New Roman" w:eastAsia="Times New Roman" w:hAnsi="Times New Roman" w:cs="Times New Roman"/>
+          <w:sz w:val="28"/>
+          <w:szCs w:val="28"/>
+        </w:rPr>
+        <w:t>ntials to the agents via email.</w:t>
+      </w:r>
     </w:p>
     <w:p>
       <w:pPr>
@@ -1629,7 +2000,6 @@
           <w:sz w:val="32"/>
           <w:szCs w:val="32"/>
         </w:rPr>
-        <w:lastRenderedPageBreak/>
         <w:t>Non-</w:t>
       </w:r>
       <w:r>
@@ -2358,7 +2728,6 @@
           <w:sz w:val="28"/>
           <w:szCs w:val="28"/>
         </w:rPr>
-        <w:lastRenderedPageBreak/>
         <w:t>NFR-12</w:t>
       </w:r>
       <w:r>
@@ -2495,8 +2864,6 @@
         </w:rPr>
         <w:t>NFR-14</w:t>
       </w:r>
-      <w:bookmarkStart w:id="0" w:name="_GoBack"/>
-      <w:bookmarkEnd w:id="0"/>
       <w:r>
         <w:rPr>
           <w:rFonts w:ascii="Times New Roman" w:eastAsia="Times New Roman" w:hAnsi="Times New Roman" w:cs="Times New Roman"/>
@@ -6665,6 +7032,96 @@
         <w:bCs/>
         <w:sz w:val="24"/>
         <w:szCs w:val="24"/>
+      </w:rPr>
+    </w:lvl>
+    <w:lvl w:ilvl="1" w:tplc="04090019" w:tentative="1">
+      <w:start w:val="1"/>
+      <w:numFmt w:val="lowerLetter"/>
+      <w:lvlText w:val="%2."/>
+      <w:lvlJc w:val="left"/>
+      <w:pPr>
+        <w:ind w:left="1440" w:hanging="360"/>
+      </w:pPr>
+    </w:lvl>
+    <w:lvl w:ilvl="2" w:tplc="0409001B" w:tentative="1">
+      <w:start w:val="1"/>
+      <w:numFmt w:val="lowerRoman"/>
+      <w:lvlText w:val="%3."/>
+      <w:lvlJc w:val="right"/>
+      <w:pPr>
+        <w:ind w:left="2160" w:hanging="180"/>
+      </w:pPr>
+    </w:lvl>
+    <w:lvl w:ilvl="3" w:tplc="0409000F" w:tentative="1">
+      <w:start w:val="1"/>
+      <w:numFmt w:val="decimal"/>
+      <w:lvlText w:val="%4."/>
+      <w:lvlJc w:val="left"/>
+      <w:pPr>
+        <w:ind w:left="2880" w:hanging="360"/>
+      </w:pPr>
+    </w:lvl>
+    <w:lvl w:ilvl="4" w:tplc="04090019" w:tentative="1">
+      <w:start w:val="1"/>
+      <w:numFmt w:val="lowerLetter"/>
+      <w:lvlText w:val="%5."/>
+      <w:lvlJc w:val="left"/>
+      <w:pPr>
+        <w:ind w:left="3600" w:hanging="360"/>
+      </w:pPr>
+    </w:lvl>
+    <w:lvl w:ilvl="5" w:tplc="0409001B" w:tentative="1">
+      <w:start w:val="1"/>
+      <w:numFmt w:val="lowerRoman"/>
+      <w:lvlText w:val="%6."/>
+      <w:lvlJc w:val="right"/>
+      <w:pPr>
+        <w:ind w:left="4320" w:hanging="180"/>
+      </w:pPr>
+    </w:lvl>
+    <w:lvl w:ilvl="6" w:tplc="0409000F" w:tentative="1">
+      <w:start w:val="1"/>
+      <w:numFmt w:val="decimal"/>
+      <w:lvlText w:val="%7."/>
+      <w:lvlJc w:val="left"/>
+      <w:pPr>
+        <w:ind w:left="5040" w:hanging="360"/>
+      </w:pPr>
+    </w:lvl>
+    <w:lvl w:ilvl="7" w:tplc="04090019" w:tentative="1">
+      <w:start w:val="1"/>
+      <w:numFmt w:val="lowerLetter"/>
+      <w:lvlText w:val="%8."/>
+      <w:lvlJc w:val="left"/>
+      <w:pPr>
+        <w:ind w:left="5760" w:hanging="360"/>
+      </w:pPr>
+    </w:lvl>
+    <w:lvl w:ilvl="8" w:tplc="0409001B" w:tentative="1">
+      <w:start w:val="1"/>
+      <w:numFmt w:val="lowerRoman"/>
+      <w:lvlText w:val="%9."/>
+      <w:lvlJc w:val="right"/>
+      <w:pPr>
+        <w:ind w:left="6480" w:hanging="180"/>
+      </w:pPr>
+    </w:lvl>
+  </w:abstractNum>
+  <w:abstractNum w:abstractNumId="33" w15:restartNumberingAfterBreak="0">
+    <w:nsid w:val="7B7E5479"/>
+    <w:multiLevelType w:val="hybridMultilevel"/>
+    <w:tmpl w:val="A12A6794"/>
+    <w:lvl w:ilvl="0" w:tplc="2D66FCD0">
+      <w:start w:val="1"/>
+      <w:numFmt w:val="decimal"/>
+      <w:lvlText w:val="%1."/>
+      <w:lvlJc w:val="left"/>
+      <w:pPr>
+        <w:ind w:left="720" w:hanging="360"/>
+      </w:pPr>
+      <w:rPr>
+        <w:b w:val="0"/>
+        <w:bCs w:val="0"/>
       </w:rPr>
     </w:lvl>
     <w:lvl w:ilvl="1" w:tplc="04090019" w:tentative="1">
@@ -6838,6 +7295,9 @@
   </w:num>
   <w:num w:numId="33">
     <w:abstractNumId w:val="17"/>
+  </w:num>
+  <w:num w:numId="34">
+    <w:abstractNumId w:val="33"/>
   </w:num>
 </w:numbering>
 </file>
@@ -7235,7 +7695,7 @@
   <w:style w:type="paragraph" w:default="1" w:styleId="Normal">
     <w:name w:val="Normal"/>
     <w:qFormat/>
-    <w:rsid w:val="00B36781"/>
+    <w:rsid w:val="00C56D77"/>
   </w:style>
   <w:style w:type="character" w:default="1" w:styleId="DefaultParagraphFont">
     <w:name w:val="Default Paragraph Font"/>
